--- a/4_Testing_and_Test_Design_Framework.docx
+++ b/4_Testing_and_Test_Design_Framework.docx
@@ -24,7 +24,7 @@
         <w:rPr>
           <w:rFonts w:ascii="Calibri" w:hAnsi="Calibri"/>
           <w:color w:val="64748B"/>
-          <w:sz w:val="23"/>
+          <w:sz w:val="22"/>
         </w:rPr>
         <w:t>Verification, Validation &amp; Red-Teaming Aligned with the DoD CDAO AI Testing Framework (April 2024)</w:t>
       </w:r>
@@ -45,15 +45,16 @@
         </w:tblBorders>
       </w:tblPr>
       <w:tblGrid>
-        <w:gridCol w:w="2340"/>
-        <w:gridCol w:w="2340"/>
-        <w:gridCol w:w="2340"/>
-        <w:gridCol w:w="2340"/>
+        <w:gridCol w:w="1872"/>
+        <w:gridCol w:w="1872"/>
+        <w:gridCol w:w="1872"/>
+        <w:gridCol w:w="1872"/>
+        <w:gridCol w:w="1872"/>
       </w:tblGrid>
       <w:tr>
         <w:tc>
           <w:tcPr>
-            <w:tcW w:type="dxa" w:w="2340"/>
+            <w:tcW w:type="dxa" w:w="1872"/>
             <w:shd w:fill="F8FAFC"/>
             <w:tcMar>
               <w:top w:w="80" w:type="dxa"/>
@@ -89,7 +90,7 @@
         </w:tc>
         <w:tc>
           <w:tcPr>
-            <w:tcW w:type="dxa" w:w="2340"/>
+            <w:tcW w:type="dxa" w:w="1872"/>
             <w:shd w:fill="F8FAFC"/>
             <w:tcMar>
               <w:top w:w="80" w:type="dxa"/>
@@ -125,7 +126,79 @@
         </w:tc>
         <w:tc>
           <w:tcPr>
-            <w:tcW w:type="dxa" w:w="2340"/>
+            <w:tcW w:type="dxa" w:w="1872"/>
+            <w:shd w:fill="F8FAFC"/>
+            <w:tcMar>
+              <w:top w:w="80" w:type="dxa"/>
+              <w:bottom w:w="80" w:type="dxa"/>
+              <w:left w:w="120" w:type="dxa"/>
+              <w:right w:w="120" w:type="dxa"/>
+            </w:tcMar>
+          </w:tcPr>
+          <w:p>
+            <w:pPr>
+              <w:jc w:val="center"/>
+            </w:pPr>
+            <w:r>
+              <w:rPr>
+                <w:rFonts w:ascii="Calibri" w:hAnsi="Calibri"/>
+                <w:b/>
+                <w:color w:val="64748B"/>
+                <w:sz w:val="16"/>
+              </w:rPr>
+              <w:t>TEAM NO</w:t>
+              <w:br/>
+            </w:r>
+            <w:r>
+              <w:rPr>
+                <w:rFonts w:ascii="Calibri" w:hAnsi="Calibri"/>
+                <w:b/>
+                <w:color w:val="1B365D"/>
+                <w:sz w:val="19"/>
+              </w:rPr>
+              <w:t>2</w:t>
+            </w:r>
+          </w:p>
+        </w:tc>
+        <w:tc>
+          <w:tcPr>
+            <w:tcW w:type="dxa" w:w="1872"/>
+            <w:shd w:fill="F8FAFC"/>
+            <w:tcMar>
+              <w:top w:w="80" w:type="dxa"/>
+              <w:bottom w:w="80" w:type="dxa"/>
+              <w:left w:w="120" w:type="dxa"/>
+              <w:right w:w="120" w:type="dxa"/>
+            </w:tcMar>
+          </w:tcPr>
+          <w:p>
+            <w:pPr>
+              <w:jc w:val="center"/>
+            </w:pPr>
+            <w:r>
+              <w:rPr>
+                <w:rFonts w:ascii="Calibri" w:hAnsi="Calibri"/>
+                <w:b/>
+                <w:color w:val="64748B"/>
+                <w:sz w:val="16"/>
+              </w:rPr>
+              <w:t>TEAM MEMBERS</w:t>
+              <w:br/>
+            </w:r>
+            <w:r>
+              <w:rPr>
+                <w:rFonts w:ascii="Calibri" w:hAnsi="Calibri"/>
+                <w:b/>
+                <w:color w:val="1B365D"/>
+                <w:sz w:val="19"/>
+              </w:rPr>
+              <w:t>Jai Subiksha T &amp; Sanjay AR</w:t>
+            </w:r>
+          </w:p>
+        </w:tc>
+        <w:tc>
+          <w:tcPr>
+            <w:tcW w:type="dxa" w:w="1872"/>
             <w:shd w:fill="F8FAFC"/>
             <w:tcMar>
               <w:top w:w="80" w:type="dxa"/>
@@ -156,42 +229,6 @@
                 <w:sz w:val="19"/>
               </w:rPr>
               <w:t>170 Total Tests (156 Passed, 14 Xfailed)</w:t>
-            </w:r>
-          </w:p>
-        </w:tc>
-        <w:tc>
-          <w:tcPr>
-            <w:tcW w:type="dxa" w:w="2340"/>
-            <w:shd w:fill="F8FAFC"/>
-            <w:tcMar>
-              <w:top w:w="80" w:type="dxa"/>
-              <w:bottom w:w="80" w:type="dxa"/>
-              <w:left w:w="120" w:type="dxa"/>
-              <w:right w:w="120" w:type="dxa"/>
-            </w:tcMar>
-          </w:tcPr>
-          <w:p>
-            <w:pPr>
-              <w:jc w:val="center"/>
-            </w:pPr>
-            <w:r>
-              <w:rPr>
-                <w:rFonts w:ascii="Calibri" w:hAnsi="Calibri"/>
-                <w:b/>
-                <w:color w:val="64748B"/>
-                <w:sz w:val="16"/>
-              </w:rPr>
-              <w:t>GRADED TEAM</w:t>
-              <w:br/>
-            </w:r>
-            <w:r>
-              <w:rPr>
-                <w:rFonts w:ascii="Calibri" w:hAnsi="Calibri"/>
-                <w:b/>
-                <w:color w:val="1B365D"/>
-                <w:sz w:val="19"/>
-              </w:rPr>
-              <w:t>Jai (API/UI/Data) &amp; Sanjay (Model/Inference)</w:t>
             </w:r>
           </w:p>
         </w:tc>
@@ -268,7 +305,7 @@
           <w:color w:val="1E293B"/>
           <w:sz w:val="19"/>
         </w:rPr>
-        <w:t>As required for academic evaluation, testing responsibilities were partitioned cleanly between the two students:</w:t>
+        <w:t>As required for academic evaluation, testing responsibilities were partitioned cleanly between the two students in Team 2:</w:t>
       </w:r>
     </w:p>
     <w:tbl>
@@ -342,7 +379,7 @@
                 <w:color w:val="FFFFFF"/>
                 <w:sz w:val="18"/>
               </w:rPr>
-              <w:t>Student 1: Jai (API, UI &amp; Data)</w:t>
+              <w:t>Student 1: Jai Subiksha T (API, UI &amp; Data)</w:t>
             </w:r>
           </w:p>
         </w:tc>
@@ -369,7 +406,7 @@
                 <w:color w:val="FFFFFF"/>
                 <w:sz w:val="18"/>
               </w:rPr>
-              <w:t>Student 2: Sanjay (Model &amp; Inference)</w:t>
+              <w:t>Student 2: Sanjay AR (Model &amp; Inference)</w:t>
             </w:r>
           </w:p>
         </w:tc>
@@ -4116,11 +4153,8 @@
   <w:p>
     <w:pPr>
       <w:pStyle w:val="Footer"/>
-      <w:jc w:val="center"/>
     </w:pPr>
-    <w:r>
-      <w:t>Confidential — Deep Learning Technical Deliverable (Review 3 Submission)</w:t>
-    </w:r>
+    <w:r/>
   </w:p>
 </w:ftr>
 </file>
@@ -4130,11 +4164,8 @@
   <w:p>
     <w:pPr>
       <w:pStyle w:val="Header"/>
-      <w:jc w:val="right"/>
     </w:pPr>
-    <w:r>
-      <w:t>GROGU-KYC Project | Deliverable 4: T&amp;E Framework Report</w:t>
-    </w:r>
+    <w:r/>
   </w:p>
 </w:hdr>
 </file>
@@ -4517,11 +4548,6 @@
       </w:tabs>
       <w:spacing w:after="0" w:line="240" w:lineRule="auto"/>
     </w:pPr>
-    <w:rPr>
-      <w:rFonts w:ascii="Calibri" w:hAnsi="Calibri"/>
-      <w:color w:val="8C96A5"/>
-      <w:sz w:val="17"/>
-    </w:rPr>
   </w:style>
   <w:style w:type="character" w:customStyle="1" w:styleId="HeaderChar">
     <w:name w:val="Header Char"/>
@@ -4544,11 +4570,6 @@
       </w:tabs>
       <w:spacing w:after="0" w:line="240" w:lineRule="auto"/>
     </w:pPr>
-    <w:rPr>
-      <w:rFonts w:ascii="Calibri" w:hAnsi="Calibri"/>
-      <w:color w:val="A0AAB9"/>
-      <w:sz w:val="17"/>
-    </w:rPr>
   </w:style>
   <w:style w:type="character" w:customStyle="1" w:styleId="FooterChar">
     <w:name w:val="Footer Char"/>
